--- a/08_manuscript/docx/abstract_en.docx
+++ b/08_manuscript/docx/abstract_en.docx
@@ -15,7 +15,7 @@
         <w:rPr>
           <w:sz w:val="22"/>
         </w:rPr>
-        <w:t>Inflammasome activation does not necessarily translate into proportional IL-1β release and pyroptotic output, yet the upstream mechanisms that constrain terminal execution remain unclear. Increasing evidence implicates mitochondrial membrane context, particularly cardiolipin status, as a critical but poorly understood regulator of inflammasome output. We asked whether loss of the receptor EphB1 reshapes mitochondrial cardiolipin-dependent membrane context to shift the execution threshold of gasdermin D and thereby attenuate inflammasome-induced lytic output. Using primary murine peritoneal macrophages, we combined genetic perturbation, layered functional positioning of inflammasome signaling, lipid accessibility profiling, pharmacological modulation of cardiolipin state, and integrative multi-omics analyses to dissect causal links between upstream signaling, membrane context, and terminal output. EphB1 deficiency consistently reduced IL-1β release and cell lysis across multiple inflammasome stimuli without affecting transcriptional priming, ASC assembly, or caspase-1 activation, localizing the defect to the execution stage. This was associated with impaired mitochondrial enrichment of GSDMD-NT and a coordinated reduction in cardiolipin abundance and accessibility, phenocopied by pharmacological disruption of cardiolipin state. These findings support a membrane-mediated model in which EphB1-dependent signaling remodels cardiolipin-centered membrane context to tune the functional threshold of GSDMD pore formation and limit inflammasome output, providing a mechanistic framework for dissociating activation from output intensity.</w:t>
+        <w:t>Inflammasome activation does not necessarily translate into proportional IL-1β release and pyroptotic output, yet the upstream mechanisms that constrain terminal execution remain unclear. Increasing evidence implicates mitochondrial membrane context, particularly cardiolipin status, as a potentially important but incompletely understood determinant of inflammasome output.. We asked whether loss of EphB1 remodels cardiolipin-linked mitochondrial membrane context to shift the execution threshold of gasdermin D and thereby attenuate inflammasome-induced lytic output. Using primary murine peritoneal macrophages, we combined genetic perturbation, functional localization of inflammasome signaling, cardiolipin-state perturbation, and integrative multi-omics analyses to test links between upstream signaling, membrane context, and terminal output. EphB1 deficiency consistently reduced IL-1β release and cell lysis across multiple inflammasome stimuli without affecting transcriptional priming, ASC assembly, or caspase-1 activation, localizing the defect to the execution stage. This phenotype was accompanied by reduced mitochondrial enrichment of GSDMD-NT together with coordinated decreases in cardiolipin abundance and accessibility, and was phenocopied by pharmacological perturbation of cardiolipin state. These findings support a membrane-mediated model in which EphB1-dependent signaling remodels cardiolipin-linked membrane context to shift the functional threshold of GSDMD-dependent execution, thereby helping explain how inflammasome activation can be uncoupled from output intensity.</w:t>
       </w:r>
     </w:p>
     <w:sectPr>

--- a/08_manuscript/docx/abstract_en.docx
+++ b/08_manuscript/docx/abstract_en.docx
@@ -15,7 +15,7 @@
         <w:rPr>
           <w:sz w:val="22"/>
         </w:rPr>
-        <w:t>Inflammasome activation does not necessarily translate into proportional IL-1β release and pyroptotic output, yet the upstream mechanisms that constrain terminal execution remain unclear. Increasing evidence implicates mitochondrial membrane context, particularly cardiolipin status, as a potentially important but incompletely understood determinant of inflammasome output.. We asked whether loss of EphB1 remodels cardiolipin-linked mitochondrial membrane context to shift the execution threshold of gasdermin D and thereby attenuate inflammasome-induced lytic output. Using primary murine peritoneal macrophages, we combined genetic perturbation, functional localization of inflammasome signaling, cardiolipin-state perturbation, and integrative multi-omics analyses to test links between upstream signaling, membrane context, and terminal output. EphB1 deficiency consistently reduced IL-1β release and cell lysis across multiple inflammasome stimuli without affecting transcriptional priming, ASC assembly, or caspase-1 activation, localizing the defect to the execution stage. This phenotype was accompanied by reduced mitochondrial enrichment of GSDMD-NT together with coordinated decreases in cardiolipin abundance and accessibility, and was phenocopied by pharmacological perturbation of cardiolipin state. These findings support a membrane-mediated model in which EphB1-dependent signaling remodels cardiolipin-linked membrane context to shift the functional threshold of GSDMD-dependent execution, thereby helping explain how inflammasome activation can be uncoupled from output intensity.</w:t>
+        <w:t>Inflammasome activation does not necessarily translate into pyroptotic output and proportional IL-1β release, yet the upstream mechanisms that constrain terminal execution remain unclear. Emerging evidence suggests that mitochondrial membrane context, particularly cardiolipin status, influences inflammasome output, but the underlying mechanism remains unclear. We asked whether EphB1 loss alters cardiolipin-linked mitochondrial membrane context to raise the threshold for gasdermin D execution and thereby attenuate inflammasome-induced lytic output. Using primary murine peritoneal macrophages, we combined genetic and pharmacological perturbations with functional mapping and integrative multi-omics to test links between upstream signaling, membrane context, and terminal output. EphB1 deficiency consistently reduced IL-1β release and cell lysis across multiple inflammasome stimuli while leaving transcriptional priming, ASC assembly, and caspase-1 activation intact, localizing the defect to the execution stage. This phenotype was accompanied by reduced mitochondrial enrichment of GSDMD-NT, coordinated decreases in cardiolipin abundance and accessibility, and phenocopying by pharmacological disruption of cardiolipin state. These findings support a membrane-mediated model in which EphB1-dependent signaling remodels cardiolipin-linked membrane properties to shift the threshold for GSDMD-dependent execution, helping explain how inflammasome activation can be uncoupled from output intensity.</w:t>
       </w:r>
     </w:p>
     <w:sectPr>

--- a/08_manuscript/docx/abstract_en.docx
+++ b/08_manuscript/docx/abstract_en.docx
@@ -15,7 +15,7 @@
         <w:rPr>
           <w:sz w:val="22"/>
         </w:rPr>
-        <w:t>Inflammasome activation does not necessarily translate into pyroptotic output and proportional IL-1β release, yet the upstream mechanisms that constrain terminal execution remain unclear. Emerging evidence suggests that mitochondrial membrane context, particularly cardiolipin status, influences inflammasome output, but the underlying mechanism remains unclear. We asked whether EphB1 loss alters cardiolipin-linked mitochondrial membrane context to raise the threshold for gasdermin D execution and thereby attenuate inflammasome-induced lytic output. Using primary murine peritoneal macrophages, we combined genetic and pharmacological perturbations with functional mapping and integrative multi-omics to test links between upstream signaling, membrane context, and terminal output. EphB1 deficiency consistently reduced IL-1β release and cell lysis across multiple inflammasome stimuli while leaving transcriptional priming, ASC assembly, and caspase-1 activation intact, localizing the defect to the execution stage. This phenotype was accompanied by reduced mitochondrial enrichment of GSDMD-NT, coordinated decreases in cardiolipin abundance and accessibility, and phenocopying by pharmacological disruption of cardiolipin state. These findings support a membrane-mediated model in which EphB1-dependent signaling remodels cardiolipin-linked membrane properties to shift the threshold for GSDMD-dependent execution, helping explain how inflammasome activation can be uncoupled from output intensity.</w:t>
+        <w:t>Inflammasome activation does not necessarily translate into pyroptotic output and proportional IL-1β release. Emerging evidence suggests that mitochondrial membrane context, particularly cardiolipin status, influences inflammasome output, yet the upstream mechanisms remain unclear. We asked whether EphB1 loss alters cardiolipin-linked mitochondrial membrane context to raise the threshold for gasdermin D execution and thereby attenuate inflammasome-induced lytic output. Using primary murine peritoneal macrophages, we combined genetic and pharmacological perturbations with functional mapping and integrative multi-omics to test links between upstream signaling, membrane context, and terminal output. EphB1 deficiency consistently reduced IL-1β release and cell lysis across multiple inflammasome stimuli while leaving transcriptional priming, ASC assembly, and caspase-1 activation intact, localizing the defect to the execution stage. This phenotype was accompanied by reduced mitochondrial enrichment of GSDMD-NT, coordinated decreases in cardiolipin abundance, and phenocopying by pharmacological disruption of cardiolipin state. These findings support a cardiolipin-mediated model in which EphB1-dependent signaling remodels cardiolipin to shift the threshold for GSDMD-dependent execution, helping explain how inflammasome activation can be uncoupled from output intensity.</w:t>
       </w:r>
     </w:p>
     <w:sectPr>
